--- a/05_EigenFaces/WorkSheets/05_MitW_Worksheet_FaceRecog_2page.docx
+++ b/05_EigenFaces/WorkSheets/05_MitW_Worksheet_FaceRecog_2page.docx
@@ -2150,7 +2150,25 @@
         <w:rPr>
           <w:lang w:val="en-US"/>
         </w:rPr>
-        <w:t xml:space="preserve">the same face using </w:t>
+        <w:t xml:space="preserve">different </w:t>
+      </w:r>
+      <w:r>
+        <w:rPr>
+          <w:lang w:val="en-US"/>
+        </w:rPr>
+        <w:t>face</w:t>
+      </w:r>
+      <w:r>
+        <w:rPr>
+          <w:lang w:val="en-US"/>
+        </w:rPr>
+        <w:t>s</w:t>
+      </w:r>
+      <w:r>
+        <w:rPr>
+          <w:lang w:val="en-US"/>
+        </w:rPr>
+        <w:t xml:space="preserve"> using </w:t>
       </w:r>
       <w:proofErr w:type="spellStart"/>
       <w:r>
